--- a/Networking_Essentials/Windows_Server/Windows_Server_Part_3.docx
+++ b/Networking_Essentials/Windows_Server/Windows_Server_Part_3.docx
@@ -6,7 +6,7 @@
       <w:pPr>
         <w:pStyle w:val="Heading1"/>
       </w:pPr>
-      <w:bookmarkStart w:id="0" w:name="_Toc190769588"/>
+      <w:bookmarkStart w:id="0" w:name="_Toc191139853"/>
       <w:r>
         <w:t xml:space="preserve">Windows </w:t>
       </w:r>
@@ -91,7 +91,7 @@
           <w:r>
             <w:fldChar w:fldCharType="separate"/>
           </w:r>
-          <w:hyperlink w:anchor="_Toc190769588" w:history="1">
+          <w:hyperlink w:anchor="_Toc191139853" w:history="1">
             <w:r>
               <w:rPr>
                 <w:rStyle w:val="Hyperlink"/>
@@ -118,7 +118,7 @@
                 <w:noProof/>
                 <w:webHidden/>
               </w:rPr>
-              <w:instrText xml:space="preserve"> PAGEREF _Toc190769588 \h </w:instrText>
+              <w:instrText xml:space="preserve"> PAGEREF _Toc191139853 \h </w:instrText>
             </w:r>
             <w:r>
               <w:rPr>
@@ -163,7 +163,7 @@
               <w14:ligatures w14:val="standardContextual"/>
             </w:rPr>
           </w:pPr>
-          <w:hyperlink w:anchor="_Toc190769589" w:history="1">
+          <w:hyperlink w:anchor="_Toc191139854" w:history="1">
             <w:r>
               <w:rPr>
                 <w:rStyle w:val="Hyperlink"/>
@@ -190,7 +190,7 @@
                 <w:noProof/>
                 <w:webHidden/>
               </w:rPr>
-              <w:instrText xml:space="preserve"> PAGEREF _Toc190769589 \h </w:instrText>
+              <w:instrText xml:space="preserve"> PAGEREF _Toc191139854 \h </w:instrText>
             </w:r>
             <w:r>
               <w:rPr>
@@ -223,7 +223,7 @@
         </w:p>
         <w:p>
           <w:pPr>
-            <w:pStyle w:val="TOC2"/>
+            <w:pStyle w:val="TOC1"/>
             <w:tabs>
               <w:tab w:val="right" w:leader="dot" w:pos="9350"/>
             </w:tabs>
@@ -235,7 +235,7 @@
               <w14:ligatures w14:val="standardContextual"/>
             </w:rPr>
           </w:pPr>
-          <w:hyperlink w:anchor="_Toc190769590" w:history="1">
+          <w:hyperlink w:anchor="_Toc191139855" w:history="1">
             <w:r>
               <w:rPr>
                 <w:rStyle w:val="Hyperlink"/>
@@ -262,7 +262,7 @@
                 <w:noProof/>
                 <w:webHidden/>
               </w:rPr>
-              <w:instrText xml:space="preserve"> PAGEREF _Toc190769590 \h </w:instrText>
+              <w:instrText xml:space="preserve"> PAGEREF _Toc191139855 \h </w:instrText>
             </w:r>
             <w:r>
               <w:rPr>
@@ -295,7 +295,7 @@
         </w:p>
         <w:p>
           <w:pPr>
-            <w:pStyle w:val="TOC2"/>
+            <w:pStyle w:val="TOC1"/>
             <w:tabs>
               <w:tab w:val="right" w:leader="dot" w:pos="9350"/>
             </w:tabs>
@@ -307,7 +307,7 @@
               <w14:ligatures w14:val="standardContextual"/>
             </w:rPr>
           </w:pPr>
-          <w:hyperlink w:anchor="_Toc190769591" w:history="1">
+          <w:hyperlink w:anchor="_Toc191139856" w:history="1">
             <w:r>
               <w:rPr>
                 <w:rStyle w:val="Hyperlink"/>
@@ -334,7 +334,7 @@
                 <w:noProof/>
                 <w:webHidden/>
               </w:rPr>
-              <w:instrText xml:space="preserve"> PAGEREF _Toc190769591 \h </w:instrText>
+              <w:instrText xml:space="preserve"> PAGEREF _Toc191139856 \h </w:instrText>
             </w:r>
             <w:r>
               <w:rPr>
@@ -367,7 +367,7 @@
         </w:p>
         <w:p>
           <w:pPr>
-            <w:pStyle w:val="TOC2"/>
+            <w:pStyle w:val="TOC1"/>
             <w:tabs>
               <w:tab w:val="right" w:leader="dot" w:pos="9350"/>
             </w:tabs>
@@ -379,7 +379,7 @@
               <w14:ligatures w14:val="standardContextual"/>
             </w:rPr>
           </w:pPr>
-          <w:hyperlink w:anchor="_Toc190769592" w:history="1">
+          <w:hyperlink w:anchor="_Toc191139857" w:history="1">
             <w:r>
               <w:rPr>
                 <w:rStyle w:val="Hyperlink"/>
@@ -406,7 +406,7 @@
                 <w:noProof/>
                 <w:webHidden/>
               </w:rPr>
-              <w:instrText xml:space="preserve"> PAGEREF _Toc190769592 \h </w:instrText>
+              <w:instrText xml:space="preserve"> PAGEREF _Toc191139857 \h </w:instrText>
             </w:r>
             <w:r>
               <w:rPr>
@@ -439,7 +439,7 @@
         </w:p>
         <w:p>
           <w:pPr>
-            <w:pStyle w:val="TOC2"/>
+            <w:pStyle w:val="TOC1"/>
             <w:tabs>
               <w:tab w:val="right" w:leader="dot" w:pos="9350"/>
             </w:tabs>
@@ -451,7 +451,7 @@
               <w14:ligatures w14:val="standardContextual"/>
             </w:rPr>
           </w:pPr>
-          <w:hyperlink w:anchor="_Toc190769593" w:history="1">
+          <w:hyperlink w:anchor="_Toc191139858" w:history="1">
             <w:r>
               <w:rPr>
                 <w:rStyle w:val="Hyperlink"/>
@@ -478,7 +478,7 @@
                 <w:noProof/>
                 <w:webHidden/>
               </w:rPr>
-              <w:instrText xml:space="preserve"> PAGEREF _Toc190769593 \h </w:instrText>
+              <w:instrText xml:space="preserve"> PAGEREF _Toc191139858 \h </w:instrText>
             </w:r>
             <w:r>
               <w:rPr>
@@ -511,7 +511,7 @@
         </w:p>
         <w:p>
           <w:pPr>
-            <w:pStyle w:val="TOC2"/>
+            <w:pStyle w:val="TOC1"/>
             <w:tabs>
               <w:tab w:val="right" w:leader="dot" w:pos="9350"/>
             </w:tabs>
@@ -523,7 +523,7 @@
               <w14:ligatures w14:val="standardContextual"/>
             </w:rPr>
           </w:pPr>
-          <w:hyperlink w:anchor="_Toc190769594" w:history="1">
+          <w:hyperlink w:anchor="_Toc191139859" w:history="1">
             <w:r>
               <w:rPr>
                 <w:rStyle w:val="Hyperlink"/>
@@ -550,7 +550,7 @@
                 <w:noProof/>
                 <w:webHidden/>
               </w:rPr>
-              <w:instrText xml:space="preserve"> PAGEREF _Toc190769594 \h </w:instrText>
+              <w:instrText xml:space="preserve"> PAGEREF _Toc191139859 \h </w:instrText>
             </w:r>
             <w:r>
               <w:rPr>
@@ -583,7 +583,7 @@
         </w:p>
         <w:p>
           <w:pPr>
-            <w:pStyle w:val="TOC2"/>
+            <w:pStyle w:val="TOC1"/>
             <w:tabs>
               <w:tab w:val="right" w:leader="dot" w:pos="9350"/>
             </w:tabs>
@@ -595,7 +595,7 @@
               <w14:ligatures w14:val="standardContextual"/>
             </w:rPr>
           </w:pPr>
-          <w:hyperlink w:anchor="_Toc190769595" w:history="1">
+          <w:hyperlink w:anchor="_Toc191139860" w:history="1">
             <w:r>
               <w:rPr>
                 <w:rStyle w:val="Hyperlink"/>
@@ -622,7 +622,7 @@
                 <w:noProof/>
                 <w:webHidden/>
               </w:rPr>
-              <w:instrText xml:space="preserve"> PAGEREF _Toc190769595 \h </w:instrText>
+              <w:instrText xml:space="preserve"> PAGEREF _Toc191139860 \h </w:instrText>
             </w:r>
             <w:r>
               <w:rPr>
@@ -667,7 +667,7 @@
               <w14:ligatures w14:val="standardContextual"/>
             </w:rPr>
           </w:pPr>
-          <w:hyperlink w:anchor="_Toc190769596" w:history="1">
+          <w:hyperlink w:anchor="_Toc191139861" w:history="1">
             <w:r>
               <w:rPr>
                 <w:rStyle w:val="Hyperlink"/>
@@ -694,7 +694,7 @@
                 <w:noProof/>
                 <w:webHidden/>
               </w:rPr>
-              <w:instrText xml:space="preserve"> PAGEREF _Toc190769596 \h </w:instrText>
+              <w:instrText xml:space="preserve"> PAGEREF _Toc191139861 \h </w:instrText>
             </w:r>
             <w:r>
               <w:rPr>
@@ -880,7 +880,7 @@
         <w:pStyle w:val="Heading1"/>
       </w:pPr>
       <w:bookmarkStart w:id="2" w:name="_Toc127107743"/>
-      <w:bookmarkStart w:id="3" w:name="_Toc190769589"/>
+      <w:bookmarkStart w:id="3" w:name="_Toc191139854"/>
       <w:r>
         <w:t>Figure It Out</w:t>
       </w:r>
@@ -943,10 +943,10 @@
     </w:p>
     <w:p>
       <w:pPr>
-        <w:pStyle w:val="Heading2"/>
+        <w:pStyle w:val="Heading1"/>
       </w:pPr>
       <w:bookmarkStart w:id="4" w:name="_Toc47763681"/>
-      <w:bookmarkStart w:id="5" w:name="_Toc190769590"/>
+      <w:bookmarkStart w:id="5" w:name="_Toc191139855"/>
       <w:r>
         <w:t xml:space="preserve">Activity </w:t>
       </w:r>
@@ -1364,10 +1364,10 @@
     </w:sdt>
     <w:p>
       <w:pPr>
-        <w:pStyle w:val="Heading2"/>
+        <w:pStyle w:val="Heading1"/>
       </w:pPr>
       <w:bookmarkStart w:id="6" w:name="_Toc47763682"/>
-      <w:bookmarkStart w:id="7" w:name="_Toc190769591"/>
+      <w:bookmarkStart w:id="7" w:name="_Toc191139856"/>
       <w:r>
         <w:lastRenderedPageBreak/>
         <w:t xml:space="preserve">Activity </w:t>
@@ -1616,10 +1616,10 @@
     </w:p>
     <w:p>
       <w:pPr>
-        <w:pStyle w:val="Heading2"/>
+        <w:pStyle w:val="Heading1"/>
       </w:pPr>
       <w:bookmarkStart w:id="8" w:name="_Toc47763683"/>
-      <w:bookmarkStart w:id="9" w:name="_Toc190769592"/>
+      <w:bookmarkStart w:id="9" w:name="_Toc191139857"/>
       <w:r>
         <w:t xml:space="preserve">Activity </w:t>
       </w:r>
@@ -1928,10 +1928,10 @@
     </w:p>
     <w:p>
       <w:pPr>
-        <w:pStyle w:val="Heading2"/>
+        <w:pStyle w:val="Heading1"/>
       </w:pPr>
       <w:bookmarkStart w:id="10" w:name="_Toc47763684"/>
-      <w:bookmarkStart w:id="11" w:name="_Toc190769593"/>
+      <w:bookmarkStart w:id="11" w:name="_Toc191139858"/>
       <w:r>
         <w:t xml:space="preserve">Activity </w:t>
       </w:r>
@@ -2327,11 +2327,11 @@
     </w:p>
     <w:p>
       <w:pPr>
-        <w:pStyle w:val="Heading2"/>
+        <w:pStyle w:val="Heading1"/>
       </w:pPr>
       <w:bookmarkStart w:id="12" w:name="_Toc493620391"/>
       <w:bookmarkStart w:id="13" w:name="_Toc47763685"/>
-      <w:bookmarkStart w:id="14" w:name="_Toc190769594"/>
+      <w:bookmarkStart w:id="14" w:name="_Toc191139859"/>
       <w:r>
         <w:t xml:space="preserve">Activity </w:t>
       </w:r>
@@ -2521,10 +2521,10 @@
     </w:p>
     <w:p>
       <w:pPr>
-        <w:pStyle w:val="Heading2"/>
+        <w:pStyle w:val="Heading1"/>
       </w:pPr>
       <w:bookmarkStart w:id="15" w:name="_Toc47763686"/>
-      <w:bookmarkStart w:id="16" w:name="_Toc190769595"/>
+      <w:bookmarkStart w:id="16" w:name="_Toc191139860"/>
       <w:r>
         <w:t xml:space="preserve">Activity </w:t>
       </w:r>
@@ -2841,14 +2841,12 @@
       <w:r>
         <w:t xml:space="preserve"> </w:t>
       </w:r>
-      <w:proofErr w:type="spellStart"/>
       <w:r>
         <w:t>business</w:t>
       </w:r>
       <w:r>
         <w:t>.local</w:t>
       </w:r>
-      <w:proofErr w:type="spellEnd"/>
     </w:p>
     <w:p>
       <w:pPr>
@@ -3093,14 +3091,12 @@
       <w:r>
         <w:t xml:space="preserve">oup name box, enter </w:t>
       </w:r>
-      <w:proofErr w:type="spellStart"/>
       <w:r>
         <w:rPr>
           <w:b/>
         </w:rPr>
         <w:t>DL_Sales</w:t>
       </w:r>
-      <w:proofErr w:type="spellEnd"/>
     </w:p>
     <w:p>
       <w:pPr>
@@ -3182,14 +3178,12 @@
       <w:r>
         <w:t xml:space="preserve">x, type </w:t>
       </w:r>
-      <w:proofErr w:type="spellStart"/>
       <w:r>
         <w:rPr>
           <w:b/>
         </w:rPr>
         <w:t>G_Sales</w:t>
       </w:r>
-      <w:proofErr w:type="spellEnd"/>
     </w:p>
     <w:p>
       <w:pPr>
@@ -3268,14 +3262,12 @@
       <w:r>
         <w:t xml:space="preserve">, Double-click </w:t>
       </w:r>
-      <w:proofErr w:type="spellStart"/>
       <w:r>
         <w:rPr>
           <w:b/>
         </w:rPr>
         <w:t>G_Sales</w:t>
       </w:r>
-      <w:proofErr w:type="spellEnd"/>
       <w:r>
         <w:t>.</w:t>
       </w:r>
@@ -3494,14 +3486,12 @@
       <w:r>
         <w:t xml:space="preserve">Double Click </w:t>
       </w:r>
-      <w:proofErr w:type="spellStart"/>
       <w:r>
         <w:rPr>
           <w:b/>
         </w:rPr>
         <w:t>DL_Sales</w:t>
       </w:r>
-      <w:proofErr w:type="spellEnd"/>
       <w:r>
         <w:t>.</w:t>
       </w:r>
@@ -3568,7 +3558,7 @@
       <w:pPr>
         <w:pStyle w:val="Heading2"/>
       </w:pPr>
-      <w:bookmarkStart w:id="17" w:name="_Toc190769596"/>
+      <w:bookmarkStart w:id="17" w:name="_Toc191139861"/>
       <w:r>
         <w:t>Assignment Submission</w:t>
       </w:r>
@@ -3723,7 +3713,7 @@
       <w:t>2</w:t>
     </w:r>
     <w:r>
-      <w:t>4</w:t>
+      <w:t>5</w:t>
     </w:r>
   </w:p>
 </w:ftr>
@@ -9747,7 +9737,7 @@
   <w:style w:type="paragraph" w:default="1" w:styleId="Normal">
     <w:name w:val="Normal"/>
     <w:qFormat/>
-    <w:rsid w:val="001C1E25"/>
+    <w:rsid w:val="001200C7"/>
     <w:pPr>
       <w:spacing w:before="160" w:after="80" w:line="336" w:lineRule="auto"/>
     </w:pPr>
@@ -9762,7 +9752,7 @@
     <w:next w:val="Normal"/>
     <w:link w:val="Heading1Char"/>
     <w:qFormat/>
-    <w:rsid w:val="001C1E25"/>
+    <w:rsid w:val="001200C7"/>
     <w:pPr>
       <w:keepNext/>
       <w:spacing w:before="400" w:after="200" w:line="240" w:lineRule="auto"/>
@@ -9782,7 +9772,7 @@
     <w:next w:val="Normal"/>
     <w:link w:val="Heading2Char"/>
     <w:qFormat/>
-    <w:rsid w:val="001C1E25"/>
+    <w:rsid w:val="001200C7"/>
     <w:pPr>
       <w:keepNext/>
       <w:pBdr>
@@ -9806,7 +9796,7 @@
     <w:next w:val="Normal"/>
     <w:link w:val="Heading3Char"/>
     <w:qFormat/>
-    <w:rsid w:val="001C1E25"/>
+    <w:rsid w:val="001200C7"/>
     <w:pPr>
       <w:keepNext/>
       <w:autoSpaceDE w:val="0"/>
@@ -9827,7 +9817,7 @@
     <w:uiPriority w:val="1"/>
     <w:semiHidden/>
     <w:unhideWhenUsed/>
-    <w:rsid w:val="001C1E25"/>
+    <w:rsid w:val="001200C7"/>
   </w:style>
   <w:style w:type="table" w:default="1" w:styleId="TableNormal">
     <w:name w:val="Normal Table"/>
@@ -9849,14 +9839,14 @@
     <w:uiPriority w:val="99"/>
     <w:semiHidden/>
     <w:unhideWhenUsed/>
-    <w:rsid w:val="001C1E25"/>
+    <w:rsid w:val="001200C7"/>
   </w:style>
   <w:style w:type="paragraph" w:styleId="ListParagraph">
     <w:name w:val="List Paragraph"/>
     <w:basedOn w:val="Normal"/>
     <w:uiPriority w:val="34"/>
     <w:qFormat/>
-    <w:rsid w:val="001C1E25"/>
+    <w:rsid w:val="001200C7"/>
     <w:pPr>
       <w:ind w:left="720"/>
     </w:pPr>
@@ -9864,7 +9854,7 @@
   <w:style w:type="character" w:styleId="Hyperlink">
     <w:name w:val="Hyperlink"/>
     <w:uiPriority w:val="99"/>
-    <w:rsid w:val="001C1E25"/>
+    <w:rsid w:val="001200C7"/>
     <w:rPr>
       <w:color w:val="0000FF"/>
       <w:u w:val="single"/>
@@ -9874,7 +9864,7 @@
     <w:name w:val="header"/>
     <w:basedOn w:val="Normal"/>
     <w:link w:val="HeaderChar"/>
-    <w:rsid w:val="001C1E25"/>
+    <w:rsid w:val="001200C7"/>
     <w:pPr>
       <w:tabs>
         <w:tab w:val="left" w:pos="5040"/>
@@ -9899,7 +9889,7 @@
     <w:name w:val="footer"/>
     <w:basedOn w:val="Normal"/>
     <w:link w:val="FooterChar"/>
-    <w:rsid w:val="001C1E25"/>
+    <w:rsid w:val="001200C7"/>
     <w:pPr>
       <w:pBdr>
         <w:top w:val="single" w:sz="4" w:space="1" w:color="auto"/>
@@ -9937,7 +9927,7 @@
   </w:style>
   <w:style w:type="character" w:styleId="FollowedHyperlink">
     <w:name w:val="FollowedHyperlink"/>
-    <w:rsid w:val="001C1E25"/>
+    <w:rsid w:val="001200C7"/>
     <w:rPr>
       <w:color w:val="800080"/>
       <w:u w:val="single"/>
@@ -9973,7 +9963,7 @@
   <w:style w:type="paragraph" w:customStyle="1" w:styleId="NumberedHeading2">
     <w:name w:val="Numbered Heading 2"/>
     <w:basedOn w:val="Normal"/>
-    <w:rsid w:val="001C1E25"/>
+    <w:rsid w:val="001200C7"/>
     <w:pPr>
       <w:numPr>
         <w:numId w:val="1"/>
@@ -9983,7 +9973,7 @@
   <w:style w:type="paragraph" w:customStyle="1" w:styleId="Outlinenumbering">
     <w:name w:val="Outline numbering"/>
     <w:basedOn w:val="Normal"/>
-    <w:rsid w:val="001C1E25"/>
+    <w:rsid w:val="001200C7"/>
     <w:pPr>
       <w:numPr>
         <w:numId w:val="2"/>
@@ -10001,7 +9991,7 @@
   <w:style w:type="character" w:styleId="PageNumber">
     <w:name w:val="page number"/>
     <w:basedOn w:val="DefaultParagraphFont"/>
-    <w:rsid w:val="001C1E25"/>
+    <w:rsid w:val="001200C7"/>
   </w:style>
   <w:style w:type="paragraph" w:styleId="TOC1">
     <w:name w:val="toc 1"/>
@@ -10010,7 +10000,7 @@
     <w:autoRedefine/>
     <w:uiPriority w:val="39"/>
     <w:unhideWhenUsed/>
-    <w:rsid w:val="001C1E25"/>
+    <w:rsid w:val="001200C7"/>
     <w:pPr>
       <w:spacing w:after="100" w:line="240" w:lineRule="auto"/>
     </w:pPr>
@@ -10022,7 +10012,7 @@
     <w:autoRedefine/>
     <w:uiPriority w:val="39"/>
     <w:unhideWhenUsed/>
-    <w:rsid w:val="001C1E25"/>
+    <w:rsid w:val="001200C7"/>
     <w:pPr>
       <w:spacing w:after="100" w:line="240" w:lineRule="auto"/>
       <w:ind w:left="202"/>
@@ -10035,7 +10025,7 @@
     <w:autoRedefine/>
     <w:uiPriority w:val="39"/>
     <w:unhideWhenUsed/>
-    <w:rsid w:val="001C1E25"/>
+    <w:rsid w:val="001200C7"/>
     <w:pPr>
       <w:spacing w:after="100" w:line="240" w:lineRule="auto"/>
       <w:ind w:left="403"/>
@@ -10079,7 +10069,7 @@
     <w:uiPriority w:val="39"/>
     <w:unhideWhenUsed/>
     <w:qFormat/>
-    <w:rsid w:val="001C1E25"/>
+    <w:rsid w:val="001200C7"/>
     <w:pPr>
       <w:keepLines/>
       <w:spacing w:after="0" w:line="259" w:lineRule="auto"/>
@@ -10111,7 +10101,7 @@
     <w:name w:val="Code"/>
     <w:basedOn w:val="Normal"/>
     <w:qFormat/>
-    <w:rsid w:val="001C1E25"/>
+    <w:rsid w:val="001200C7"/>
     <w:pPr>
       <w:spacing w:before="80" w:line="240" w:lineRule="auto"/>
     </w:pPr>
@@ -10496,6 +10486,7 @@
   <w:rsids>
     <w:rsidRoot w:val="00985E61"/>
     <w:rsid w:val="00134FBA"/>
+    <w:rsid w:val="0022657F"/>
     <w:rsid w:val="00302B90"/>
     <w:rsid w:val="003A5798"/>
     <w:rsid w:val="003B5931"/>
